--- a/01-嵌入式操作系统及应用/01-教案/嵌入式操作系统及应用-09.docx
+++ b/01-嵌入式操作系统及应用/01-教案/嵌入式操作系统及应用-09.docx
@@ -113,6 +113,7 @@
             <w:insideH w:val="single" w:color="auto" w:sz="4" w:space="0"/>
             <w:insideV w:val="single" w:color="auto" w:sz="4" w:space="0"/>
           </w:tblBorders>
+          <w:shd w:val="clear" w:color="auto" w:fill="FFFFFF"/>
           <w:tblCellMar>
             <w:top w:w="0" w:type="dxa"/>
             <w:left w:w="108" w:type="dxa"/>
@@ -234,6 +235,21 @@
                 <w:lang w:val="en-US" w:eastAsia="zh-CN"/>
               </w:rPr>
             </w:pPr>
+            <w:r>
+              <w:rPr>
+                <w:rFonts w:ascii="Segoe UI" w:hAnsi="Segoe UI" w:eastAsia="Segoe UI" w:cs="Segoe UI"/>
+                <w:i w:val="0"/>
+                <w:iCs w:val="0"/>
+                <w:caps w:val="0"/>
+                <w:spacing w:val="0"/>
+                <w:sz w:val="16"/>
+                <w:szCs w:val="16"/>
+                <w:shd w:val="clear" w:fill="FBFBFB"/>
+              </w:rPr>
+              <w:t>2025-10-22</w:t>
+            </w:r>
+            <w:bookmarkStart w:id="0" w:name="_GoBack"/>
+            <w:bookmarkEnd w:id="0"/>
           </w:p>
         </w:tc>
       </w:tr>
@@ -317,33 +333,6 @@
               </w:rPr>
               <w:t>物联网2411</w:t>
             </w:r>
-            <w:r>
-              <w:rPr>
-                <w:rFonts w:hint="eastAsia" w:ascii="宋体" w:hAnsi="宋体" w:eastAsia="宋体" w:cs="宋体"/>
-                <w:sz w:val="21"/>
-                <w:szCs w:val="21"/>
-                <w:lang w:val="en-US" w:eastAsia="zh-CN"/>
-              </w:rPr>
-              <w:t>|</w:t>
-            </w:r>
-            <w:r>
-              <w:rPr>
-                <w:rFonts w:hint="eastAsia" w:ascii="宋体" w:hAnsi="宋体" w:eastAsia="宋体" w:cs="宋体"/>
-                <w:sz w:val="21"/>
-                <w:szCs w:val="21"/>
-                <w:lang w:eastAsia="zh-CN"/>
-              </w:rPr>
-              <w:t>物联网241</w:t>
-            </w:r>
-            <w:r>
-              <w:rPr>
-                <w:rFonts w:hint="eastAsia" w:ascii="宋体" w:hAnsi="宋体" w:eastAsia="宋体" w:cs="宋体"/>
-                <w:sz w:val="21"/>
-                <w:szCs w:val="21"/>
-                <w:lang w:val="en-US" w:eastAsia="zh-CN"/>
-              </w:rPr>
-              <w:t>2</w:t>
-            </w:r>
           </w:p>
         </w:tc>
         <w:tc>
@@ -417,6 +406,7 @@
             <w:insideH w:val="single" w:color="auto" w:sz="4" w:space="0"/>
             <w:insideV w:val="single" w:color="auto" w:sz="4" w:space="0"/>
           </w:tblBorders>
+          <w:shd w:val="clear" w:color="auto" w:fill="FFFFFF"/>
           <w:tblCellMar>
             <w:top w:w="0" w:type="dxa"/>
             <w:left w:w="108" w:type="dxa"/>
@@ -499,6 +489,7 @@
             <w:insideH w:val="single" w:color="auto" w:sz="4" w:space="0"/>
             <w:insideV w:val="single" w:color="auto" w:sz="4" w:space="0"/>
           </w:tblBorders>
+          <w:shd w:val="clear" w:color="auto" w:fill="FFFFFF"/>
           <w:tblCellMar>
             <w:top w:w="0" w:type="dxa"/>
             <w:left w:w="108" w:type="dxa"/>
@@ -674,6 +665,7 @@
             <w:insideH w:val="single" w:color="auto" w:sz="4" w:space="0"/>
             <w:insideV w:val="single" w:color="auto" w:sz="4" w:space="0"/>
           </w:tblBorders>
+          <w:shd w:val="clear" w:color="auto" w:fill="FFFFFF"/>
           <w:tblCellMar>
             <w:top w:w="0" w:type="dxa"/>
             <w:left w:w="108" w:type="dxa"/>
@@ -784,7 +776,6 @@
                 <w:spacing w:val="0"/>
                 <w:sz w:val="17"/>
                 <w:szCs w:val="17"/>
-                <w:bdr w:val="none" w:color="auto" w:sz="0" w:space="0"/>
                 <w:shd w:val="clear" w:fill="F0F0F0"/>
               </w:rPr>
               <w:t>LOS_SwtmrCreate()</w:t>
@@ -814,7 +805,6 @@
                 <w:spacing w:val="0"/>
                 <w:sz w:val="17"/>
                 <w:szCs w:val="17"/>
-                <w:bdr w:val="none" w:color="auto" w:sz="0" w:space="0"/>
                 <w:shd w:val="clear" w:fill="F0F0F0"/>
               </w:rPr>
               <w:t>LOS_SwtmrStart()</w:t>
@@ -844,7 +834,6 @@
                 <w:spacing w:val="0"/>
                 <w:sz w:val="17"/>
                 <w:szCs w:val="17"/>
-                <w:bdr w:val="none" w:color="auto" w:sz="0" w:space="0"/>
                 <w:shd w:val="clear" w:fill="F0F0F0"/>
               </w:rPr>
               <w:t>LOS_SwtmrStop()</w:t>
@@ -874,7 +863,6 @@
                 <w:spacing w:val="0"/>
                 <w:sz w:val="17"/>
                 <w:szCs w:val="17"/>
-                <w:bdr w:val="none" w:color="auto" w:sz="0" w:space="0"/>
                 <w:shd w:val="clear" w:fill="F0F0F0"/>
               </w:rPr>
               <w:t>LOS_SwtmrDelete()</w:t>
@@ -932,7 +920,6 @@
                 <w:spacing w:val="0"/>
                 <w:sz w:val="17"/>
                 <w:szCs w:val="17"/>
-                <w:bdr w:val="none" w:color="auto" w:sz="0" w:space="0"/>
                 <w:shd w:val="clear" w:fill="F0F0F0"/>
               </w:rPr>
               <w:t>interval</w:t>
@@ -962,7 +949,6 @@
                 <w:spacing w:val="0"/>
                 <w:sz w:val="17"/>
                 <w:szCs w:val="17"/>
-                <w:bdr w:val="none" w:color="auto" w:sz="0" w:space="0"/>
                 <w:shd w:val="clear" w:fill="F0F0F0"/>
               </w:rPr>
               <w:t>mode</w:t>
@@ -992,7 +978,6 @@
                 <w:spacing w:val="0"/>
                 <w:sz w:val="17"/>
                 <w:szCs w:val="17"/>
-                <w:bdr w:val="none" w:color="auto" w:sz="0" w:space="0"/>
                 <w:shd w:val="clear" w:fill="F0F0F0"/>
               </w:rPr>
               <w:t>LOS_SWTMR_MODE_PERIOD</w:t>
@@ -1143,7 +1128,6 @@
                 <w:spacing w:val="0"/>
                 <w:sz w:val="17"/>
                 <w:szCs w:val="17"/>
-                <w:bdr w:val="none" w:color="auto" w:sz="0" w:space="0"/>
                 <w:shd w:val="clear" w:fill="F0F0F0"/>
               </w:rPr>
               <w:t>LOS_SwtmrCreate()</w:t>
@@ -1173,7 +1157,6 @@
                 <w:spacing w:val="0"/>
                 <w:sz w:val="17"/>
                 <w:szCs w:val="17"/>
-                <w:bdr w:val="none" w:color="auto" w:sz="0" w:space="0"/>
                 <w:shd w:val="clear" w:fill="F0F0F0"/>
               </w:rPr>
               <w:t>mode</w:t>
@@ -1203,7 +1186,6 @@
                 <w:spacing w:val="0"/>
                 <w:sz w:val="17"/>
                 <w:szCs w:val="17"/>
-                <w:bdr w:val="none" w:color="auto" w:sz="0" w:space="0"/>
                 <w:shd w:val="clear" w:fill="F0F0F0"/>
               </w:rPr>
               <w:t>interval</w:t>
@@ -1263,6 +1245,7 @@
             <w:insideH w:val="single" w:color="auto" w:sz="4" w:space="0"/>
             <w:insideV w:val="single" w:color="auto" w:sz="4" w:space="0"/>
           </w:tblBorders>
+          <w:shd w:val="clear" w:color="auto" w:fill="FFFFFF"/>
           <w:tblCellMar>
             <w:top w:w="0" w:type="dxa"/>
             <w:left w:w="108" w:type="dxa"/>
@@ -1391,7 +1374,6 @@
                 <w:spacing w:val="0"/>
                 <w:sz w:val="17"/>
                 <w:szCs w:val="17"/>
-                <w:bdr w:val="none" w:color="auto" w:sz="0" w:space="0"/>
                 <w:shd w:val="clear" w:fill="F0F0F0"/>
               </w:rPr>
               <w:t>LOS_SwtmrCreate()</w:t>
@@ -1421,7 +1403,6 @@
                 <w:spacing w:val="0"/>
                 <w:sz w:val="17"/>
                 <w:szCs w:val="17"/>
-                <w:bdr w:val="none" w:color="auto" w:sz="0" w:space="0"/>
                 <w:shd w:val="clear" w:fill="F0F0F0"/>
               </w:rPr>
               <w:t>interval=1000/2000</w:t>
@@ -1451,7 +1432,6 @@
                 <w:spacing w:val="0"/>
                 <w:sz w:val="17"/>
                 <w:szCs w:val="17"/>
-                <w:bdr w:val="none" w:color="auto" w:sz="0" w:space="0"/>
                 <w:shd w:val="clear" w:fill="F0F0F0"/>
               </w:rPr>
               <w:t>mode=LOS_SWTMR_MODE_PERIOD</w:t>
@@ -1481,7 +1461,6 @@
                 <w:spacing w:val="0"/>
                 <w:sz w:val="17"/>
                 <w:szCs w:val="17"/>
-                <w:bdr w:val="none" w:color="auto" w:sz="0" w:space="0"/>
                 <w:shd w:val="clear" w:fill="F0F0F0"/>
               </w:rPr>
               <w:t>timer1_timeout</w:t>
@@ -1511,7 +1490,6 @@
                 <w:spacing w:val="0"/>
                 <w:sz w:val="17"/>
                 <w:szCs w:val="17"/>
-                <w:bdr w:val="none" w:color="auto" w:sz="0" w:space="0"/>
                 <w:shd w:val="clear" w:fill="F0F0F0"/>
               </w:rPr>
               <w:t>timer2_timeout</w:t>
@@ -1569,7 +1547,6 @@
                 <w:spacing w:val="0"/>
                 <w:sz w:val="17"/>
                 <w:szCs w:val="17"/>
-                <w:bdr w:val="none" w:color="auto" w:sz="0" w:space="0"/>
                 <w:shd w:val="clear" w:fill="F0F0F0"/>
               </w:rPr>
               <w:t>vendor/lockzhiner/rk2206/sample/BUILD.gn</w:t>
@@ -1599,7 +1576,6 @@
                 <w:spacing w:val="0"/>
                 <w:sz w:val="17"/>
                 <w:szCs w:val="17"/>
-                <w:bdr w:val="none" w:color="auto" w:sz="0" w:space="0"/>
                 <w:shd w:val="clear" w:fill="F0F0F0"/>
               </w:rPr>
               <w:t>./a3_kernel_timer:timer_example</w:t>
@@ -1629,7 +1605,6 @@
                 <w:spacing w:val="0"/>
                 <w:sz w:val="17"/>
                 <w:szCs w:val="17"/>
-                <w:bdr w:val="none" w:color="auto" w:sz="0" w:space="0"/>
                 <w:shd w:val="clear" w:fill="F0F0F0"/>
               </w:rPr>
               <w:t>device/lockzhiner/rk2206/sdk_liteos/Makefile</w:t>
@@ -1659,7 +1634,6 @@
                 <w:spacing w:val="0"/>
                 <w:sz w:val="17"/>
                 <w:szCs w:val="17"/>
-                <w:bdr w:val="none" w:color="auto" w:sz="0" w:space="0"/>
                 <w:shd w:val="clear" w:fill="F0F0F0"/>
               </w:rPr>
               <w:t>-ltimer_example</w:t>
@@ -1801,7 +1775,6 @@
                 <w:spacing w:val="0"/>
                 <w:sz w:val="17"/>
                 <w:szCs w:val="17"/>
-                <w:bdr w:val="none" w:color="auto" w:sz="0" w:space="0"/>
                 <w:shd w:val="clear" w:fill="F0F0F0"/>
               </w:rPr>
               <w:t>LOS_SwtmrCreate()</w:t>
@@ -1831,7 +1804,6 @@
                 <w:spacing w:val="0"/>
                 <w:sz w:val="17"/>
                 <w:szCs w:val="17"/>
-                <w:bdr w:val="none" w:color="auto" w:sz="0" w:space="0"/>
                 <w:shd w:val="clear" w:fill="F0F0F0"/>
               </w:rPr>
               <w:t>LOS_ERRNO_SWTMR_MODE_INVALID</w:t>
@@ -1985,6 +1957,7 @@
             <w:insideH w:val="single" w:color="auto" w:sz="4" w:space="0"/>
             <w:insideV w:val="single" w:color="auto" w:sz="4" w:space="0"/>
           </w:tblBorders>
+          <w:shd w:val="clear" w:color="auto" w:fill="FFFFFF"/>
           <w:tblCellMar>
             <w:top w:w="0" w:type="dxa"/>
             <w:left w:w="108" w:type="dxa"/>
@@ -2113,6 +2086,7 @@
             <w:insideH w:val="single" w:color="auto" w:sz="4" w:space="0"/>
             <w:insideV w:val="single" w:color="auto" w:sz="4" w:space="0"/>
           </w:tblBorders>
+          <w:shd w:val="clear" w:color="auto" w:fill="FFFFFF"/>
           <w:tblCellMar>
             <w:top w:w="0" w:type="dxa"/>
             <w:left w:w="108" w:type="dxa"/>
@@ -2314,7 +2288,7 @@
           </w:tcPr>
           <w:p>
             <w:pPr>
-              <w:ind w:firstLine="384" w:firstLineChars="200"/>
+              <w:ind w:firstLine="380" w:firstLineChars="200"/>
               <w:rPr>
                 <w:rFonts w:hint="default" w:ascii="宋体" w:hAnsi="宋体" w:eastAsia="宋体" w:cs="宋体"/>
                 <w:lang w:val="en-US" w:eastAsia="zh-CN"/>
@@ -2373,7 +2347,6 @@
                 <w:spacing w:val="0"/>
                 <w:sz w:val="17"/>
                 <w:szCs w:val="17"/>
-                <w:bdr w:val="none" w:color="auto" w:sz="0" w:space="0"/>
                 <w:shd w:val="clear" w:fill="F0F0F0"/>
               </w:rPr>
               <w:t>LOS_SWTMR_MODE_ONCE</w:t>
@@ -2403,7 +2376,6 @@
                 <w:spacing w:val="0"/>
                 <w:sz w:val="17"/>
                 <w:szCs w:val="17"/>
-                <w:bdr w:val="none" w:color="auto" w:sz="0" w:space="0"/>
                 <w:shd w:val="clear" w:fill="F0F0F0"/>
               </w:rPr>
               <w:t>timer2_timeout</w:t>
@@ -2433,7 +2405,6 @@
                 <w:spacing w:val="0"/>
                 <w:sz w:val="17"/>
                 <w:szCs w:val="17"/>
-                <w:bdr w:val="none" w:color="auto" w:sz="0" w:space="0"/>
                 <w:shd w:val="clear" w:fill="F0F0F0"/>
               </w:rPr>
               <w:t>LOS_SwtmrStop(timer_id1)</w:t>
@@ -2491,7 +2462,6 @@
                 <w:spacing w:val="0"/>
                 <w:sz w:val="17"/>
                 <w:szCs w:val="17"/>
-                <w:bdr w:val="none" w:color="auto" w:sz="0" w:space="0"/>
                 <w:shd w:val="clear" w:fill="F0F0F0"/>
               </w:rPr>
               <w:t>interval=1500</w:t>
@@ -2577,7 +2547,6 @@
                 <w:spacing w:val="0"/>
                 <w:sz w:val="17"/>
                 <w:szCs w:val="17"/>
-                <w:bdr w:val="none" w:color="auto" w:sz="0" w:space="0"/>
                 <w:shd w:val="clear" w:fill="F0F0F0"/>
               </w:rPr>
               <w:t>LOS_QueueCreate()</w:t>
@@ -3253,7 +3222,6 @@
                 <w:spacing w:val="0"/>
                 <w:sz w:val="17"/>
                 <w:szCs w:val="17"/>
-                <w:bdr w:val="none" w:color="auto" w:sz="0" w:space="0"/>
                 <w:shd w:val="clear" w:fill="F0F0F0"/>
               </w:rPr>
               <w:t>LOS_SwtmrCreate()</w:t>
@@ -3311,7 +3279,6 @@
                 <w:spacing w:val="0"/>
                 <w:sz w:val="17"/>
                 <w:szCs w:val="17"/>
-                <w:bdr w:val="none" w:color="auto" w:sz="0" w:space="0"/>
                 <w:shd w:val="clear" w:fill="F0F0F0"/>
               </w:rPr>
               <w:t>LOS_SwtmrCreate()</w:t>
@@ -4031,7 +3998,6 @@
                 <w:spacing w:val="0"/>
                 <w:sz w:val="17"/>
                 <w:szCs w:val="17"/>
-                <w:bdr w:val="none" w:color="auto" w:sz="0" w:space="0"/>
                 <w:shd w:val="clear" w:fill="F0F0F0"/>
               </w:rPr>
               <w:t>mode</w:t>
@@ -4061,7 +4027,6 @@
                 <w:spacing w:val="0"/>
                 <w:sz w:val="17"/>
                 <w:szCs w:val="17"/>
-                <w:bdr w:val="none" w:color="auto" w:sz="0" w:space="0"/>
                 <w:shd w:val="clear" w:fill="F0F0F0"/>
               </w:rPr>
               <w:t>LOS_ERRNO_SWTMR_MODE_INVALID</w:t>
@@ -4497,7 +4462,6 @@
                 <w:spacing w:val="0"/>
                 <w:sz w:val="17"/>
                 <w:szCs w:val="17"/>
-                <w:bdr w:val="none" w:color="auto" w:sz="0" w:space="0"/>
                 <w:shd w:val="clear" w:fill="F0F0F0"/>
               </w:rPr>
               <w:t>LOS_SwtmrCreate()</w:t>
@@ -4527,7 +4491,6 @@
                 <w:spacing w:val="0"/>
                 <w:sz w:val="17"/>
                 <w:szCs w:val="17"/>
-                <w:bdr w:val="none" w:color="auto" w:sz="0" w:space="0"/>
                 <w:shd w:val="clear" w:fill="F0F0F0"/>
               </w:rPr>
               <w:t>interval</w:t>
@@ -4557,7 +4520,6 @@
                 <w:spacing w:val="0"/>
                 <w:sz w:val="17"/>
                 <w:szCs w:val="17"/>
-                <w:bdr w:val="none" w:color="auto" w:sz="0" w:space="0"/>
                 <w:shd w:val="clear" w:fill="F0F0F0"/>
               </w:rPr>
               <w:t>mode</w:t>
@@ -4587,7 +4549,6 @@
                 <w:spacing w:val="0"/>
                 <w:sz w:val="17"/>
                 <w:szCs w:val="17"/>
-                <w:bdr w:val="none" w:color="auto" w:sz="0" w:space="0"/>
                 <w:shd w:val="clear" w:fill="F0F0F0"/>
               </w:rPr>
               <w:t>handler</w:t>
@@ -4617,7 +4578,6 @@
                 <w:spacing w:val="0"/>
                 <w:sz w:val="17"/>
                 <w:szCs w:val="17"/>
-                <w:bdr w:val="none" w:color="auto" w:sz="0" w:space="0"/>
                 <w:shd w:val="clear" w:fill="F0F0F0"/>
               </w:rPr>
               <w:t>LOS_SwtmrStart()</w:t>
@@ -4647,7 +4607,6 @@
                 <w:spacing w:val="0"/>
                 <w:sz w:val="17"/>
                 <w:szCs w:val="17"/>
-                <w:bdr w:val="none" w:color="auto" w:sz="0" w:space="0"/>
                 <w:shd w:val="clear" w:fill="F0F0F0"/>
               </w:rPr>
               <w:t>Stop()</w:t>
@@ -4677,7 +4636,6 @@
                 <w:spacing w:val="0"/>
                 <w:sz w:val="17"/>
                 <w:szCs w:val="17"/>
-                <w:bdr w:val="none" w:color="auto" w:sz="0" w:space="0"/>
                 <w:shd w:val="clear" w:fill="F0F0F0"/>
               </w:rPr>
               <w:t>Delete()</w:t>
@@ -5137,7 +5095,6 @@
                 <w:spacing w:val="0"/>
                 <w:sz w:val="17"/>
                 <w:szCs w:val="17"/>
-                <w:bdr w:val="none" w:color="auto" w:sz="0" w:space="0"/>
                 <w:shd w:val="clear" w:fill="F0F0F0"/>
               </w:rPr>
               <w:t>vendor/lockzhiner/rk2206/sample</w:t>
@@ -5167,7 +5124,6 @@
                 <w:spacing w:val="0"/>
                 <w:sz w:val="17"/>
                 <w:szCs w:val="17"/>
-                <w:bdr w:val="none" w:color="auto" w:sz="0" w:space="0"/>
                 <w:shd w:val="clear" w:fill="F0F0F0"/>
               </w:rPr>
               <w:t>a3_kernel_timer</w:t>
@@ -5253,7 +5209,6 @@
                 <w:spacing w:val="0"/>
                 <w:sz w:val="17"/>
                 <w:szCs w:val="17"/>
-                <w:bdr w:val="none" w:color="auto" w:sz="0" w:space="0"/>
                 <w:shd w:val="clear" w:fill="F0F0F0"/>
               </w:rPr>
               <w:t>BUILD.gn</w:t>
@@ -5283,7 +5238,6 @@
                 <w:spacing w:val="0"/>
                 <w:sz w:val="17"/>
                 <w:szCs w:val="17"/>
-                <w:bdr w:val="none" w:color="auto" w:sz="0" w:space="0"/>
                 <w:shd w:val="clear" w:fill="F0F0F0"/>
               </w:rPr>
               <w:t>Makefile</w:t>
@@ -5677,7 +5631,6 @@
                 <w:spacing w:val="0"/>
                 <w:sz w:val="17"/>
                 <w:szCs w:val="17"/>
-                <w:bdr w:val="none" w:color="auto" w:sz="0" w:space="0"/>
                 <w:shd w:val="clear" w:fill="F0F0F0"/>
               </w:rPr>
               <w:t>timer_example()</w:t>
@@ -5707,7 +5660,6 @@
                 <w:spacing w:val="0"/>
                 <w:sz w:val="17"/>
                 <w:szCs w:val="17"/>
-                <w:bdr w:val="none" w:color="auto" w:sz="0" w:space="0"/>
                 <w:shd w:val="clear" w:fill="F0F0F0"/>
               </w:rPr>
               <w:t>timer1_timeout()</w:t>
@@ -5737,7 +5689,6 @@
                 <w:spacing w:val="0"/>
                 <w:sz w:val="17"/>
                 <w:szCs w:val="17"/>
-                <w:bdr w:val="none" w:color="auto" w:sz="0" w:space="0"/>
                 <w:shd w:val="clear" w:fill="F0F0F0"/>
               </w:rPr>
               <w:t>timer2_timeout()</w:t>
@@ -5795,7 +5746,6 @@
                 <w:spacing w:val="0"/>
                 <w:sz w:val="17"/>
                 <w:szCs w:val="17"/>
-                <w:bdr w:val="none" w:color="auto" w:sz="0" w:space="0"/>
                 <w:shd w:val="clear" w:fill="F0F0F0"/>
               </w:rPr>
               <w:t>BUILD.gn</w:t>
@@ -5825,7 +5775,6 @@
                 <w:spacing w:val="0"/>
                 <w:sz w:val="17"/>
                 <w:szCs w:val="17"/>
-                <w:bdr w:val="none" w:color="auto" w:sz="0" w:space="0"/>
                 <w:shd w:val="clear" w:fill="F0F0F0"/>
               </w:rPr>
               <w:t>Makefile</w:t>
@@ -5855,7 +5804,6 @@
                 <w:spacing w:val="0"/>
                 <w:sz w:val="17"/>
                 <w:szCs w:val="17"/>
-                <w:bdr w:val="none" w:color="auto" w:sz="0" w:space="0"/>
                 <w:shd w:val="clear" w:fill="F0F0F0"/>
               </w:rPr>
               <w:t>-l+库名</w:t>
@@ -5950,7 +5898,6 @@
                 <w:spacing w:val="0"/>
                 <w:sz w:val="17"/>
                 <w:szCs w:val="17"/>
-                <w:bdr w:val="none" w:color="auto" w:sz="0" w:space="0"/>
                 <w:shd w:val="clear" w:fill="F0F0F0"/>
               </w:rPr>
               <w:t>LOS_SwtmrCreate(1000, LOS_SWTMR_MODE_PERIOD, ...)</w:t>
@@ -6313,7 +6260,6 @@
                 <w:spacing w:val="0"/>
                 <w:sz w:val="17"/>
                 <w:szCs w:val="17"/>
-                <w:bdr w:val="none" w:color="auto" w:sz="0" w:space="0"/>
                 <w:shd w:val="clear" w:fill="F0F0F0"/>
               </w:rPr>
               <w:t>a3_kernel_timer</w:t>
@@ -6343,7 +6289,6 @@
                 <w:spacing w:val="0"/>
                 <w:sz w:val="17"/>
                 <w:szCs w:val="17"/>
-                <w:bdr w:val="none" w:color="auto" w:sz="0" w:space="0"/>
                 <w:shd w:val="clear" w:fill="F0F0F0"/>
               </w:rPr>
               <w:t>mkdir -p a3_kernel_timer</w:t>
@@ -6401,7 +6346,6 @@
                 <w:spacing w:val="0"/>
                 <w:sz w:val="17"/>
                 <w:szCs w:val="17"/>
-                <w:bdr w:val="none" w:color="auto" w:sz="0" w:space="0"/>
                 <w:shd w:val="clear" w:fill="F0F0F0"/>
               </w:rPr>
               <w:t>timer_example.c</w:t>
@@ -6431,7 +6375,6 @@
                 <w:spacing w:val="0"/>
                 <w:sz w:val="17"/>
                 <w:szCs w:val="17"/>
-                <w:bdr w:val="none" w:color="auto" w:sz="0" w:space="0"/>
                 <w:shd w:val="clear" w:fill="F0F0F0"/>
               </w:rPr>
               <w:t>LOS_SwtmrCreate()</w:t>
@@ -6461,7 +6404,6 @@
                 <w:spacing w:val="0"/>
                 <w:sz w:val="17"/>
                 <w:szCs w:val="17"/>
-                <w:bdr w:val="none" w:color="auto" w:sz="0" w:space="0"/>
                 <w:shd w:val="clear" w:fill="F0F0F0"/>
               </w:rPr>
               <w:t>Start()</w:t>
@@ -6519,7 +6461,6 @@
                 <w:spacing w:val="0"/>
                 <w:sz w:val="17"/>
                 <w:szCs w:val="17"/>
-                <w:bdr w:val="none" w:color="auto" w:sz="0" w:space="0"/>
                 <w:shd w:val="clear" w:fill="F0F0F0"/>
               </w:rPr>
               <w:t>BUILD.gn</w:t>
@@ -6549,7 +6490,6 @@
                 <w:spacing w:val="0"/>
                 <w:sz w:val="17"/>
                 <w:szCs w:val="17"/>
-                <w:bdr w:val="none" w:color="auto" w:sz="0" w:space="0"/>
                 <w:shd w:val="clear" w:fill="F0F0F0"/>
               </w:rPr>
               <w:t>./a3_kernel_timer:timer_example</w:t>
@@ -6579,7 +6519,6 @@
                 <w:spacing w:val="0"/>
                 <w:sz w:val="17"/>
                 <w:szCs w:val="17"/>
-                <w:bdr w:val="none" w:color="auto" w:sz="0" w:space="0"/>
                 <w:shd w:val="clear" w:fill="F0F0F0"/>
               </w:rPr>
               <w:t>Makefile</w:t>
@@ -6609,7 +6548,6 @@
                 <w:spacing w:val="0"/>
                 <w:sz w:val="17"/>
                 <w:szCs w:val="17"/>
-                <w:bdr w:val="none" w:color="auto" w:sz="0" w:space="0"/>
                 <w:shd w:val="clear" w:fill="F0F0F0"/>
               </w:rPr>
               <w:t>-ltimer_example</w:t>
@@ -6735,7 +6673,6 @@
                 <w:spacing w:val="0"/>
                 <w:sz w:val="17"/>
                 <w:szCs w:val="17"/>
-                <w:bdr w:val="none" w:color="auto" w:sz="0" w:space="0"/>
                 <w:shd w:val="clear" w:fill="F0F0F0"/>
               </w:rPr>
               <w:t>BUILD.gn</w:t>
@@ -6821,7 +6758,6 @@
                 <w:spacing w:val="0"/>
                 <w:sz w:val="17"/>
                 <w:szCs w:val="17"/>
-                <w:bdr w:val="none" w:color="auto" w:sz="0" w:space="0"/>
                 <w:shd w:val="clear" w:fill="F0F0F0"/>
               </w:rPr>
               <w:t>mode</w:t>
@@ -7182,7 +7118,6 @@
                 <w:spacing w:val="0"/>
                 <w:sz w:val="17"/>
                 <w:szCs w:val="17"/>
-                <w:bdr w:val="none" w:color="auto" w:sz="0" w:space="0"/>
                 <w:shd w:val="clear" w:fill="F0F0F0"/>
               </w:rPr>
               <w:t>interval</w:t>
@@ -7212,7 +7147,6 @@
                 <w:spacing w:val="0"/>
                 <w:sz w:val="17"/>
                 <w:szCs w:val="17"/>
-                <w:bdr w:val="none" w:color="auto" w:sz="0" w:space="0"/>
                 <w:shd w:val="clear" w:fill="F0F0F0"/>
               </w:rPr>
               <w:t>mode</w:t>
@@ -7242,7 +7176,6 @@
                 <w:spacing w:val="0"/>
                 <w:sz w:val="17"/>
                 <w:szCs w:val="17"/>
-                <w:bdr w:val="none" w:color="auto" w:sz="0" w:space="0"/>
                 <w:shd w:val="clear" w:fill="F0F0F0"/>
               </w:rPr>
               <w:t>LOS_SWTMR_MODE_PERIOD</w:t>
@@ -7272,7 +7205,6 @@
                 <w:spacing w:val="0"/>
                 <w:sz w:val="17"/>
                 <w:szCs w:val="17"/>
-                <w:bdr w:val="none" w:color="auto" w:sz="0" w:space="0"/>
                 <w:shd w:val="clear" w:fill="F0F0F0"/>
               </w:rPr>
               <w:t>ONCE</w:t>
@@ -7330,7 +7262,6 @@
                 <w:spacing w:val="0"/>
                 <w:sz w:val="17"/>
                 <w:szCs w:val="17"/>
-                <w:bdr w:val="none" w:color="auto" w:sz="0" w:space="0"/>
                 <w:shd w:val="clear" w:fill="F0F0F0"/>
               </w:rPr>
               <w:t>BUILD.gn</w:t>
@@ -7360,7 +7291,6 @@
                 <w:spacing w:val="0"/>
                 <w:sz w:val="17"/>
                 <w:szCs w:val="17"/>
-                <w:bdr w:val="none" w:color="auto" w:sz="0" w:space="0"/>
                 <w:shd w:val="clear" w:fill="F0F0F0"/>
               </w:rPr>
               <w:t>Makefile</w:t>
@@ -7701,7 +7631,6 @@
                 <w:spacing w:val="0"/>
                 <w:sz w:val="17"/>
                 <w:szCs w:val="17"/>
-                <w:bdr w:val="none" w:color="auto" w:sz="0" w:space="0"/>
                 <w:shd w:val="clear" w:fill="F0F0F0"/>
               </w:rPr>
               <w:t>LOS_QueueCreate()</w:t>
@@ -8097,8 +8026,6 @@
               </w:rPr>
               <w:t>提供复习支持，及时解决问题，优化后续教学</w:t>
             </w:r>
-            <w:bookmarkStart w:id="0" w:name="_GoBack"/>
-            <w:bookmarkEnd w:id="0"/>
           </w:p>
         </w:tc>
       </w:tr>
@@ -8239,7 +8166,7 @@
     <w:lsdException w:uiPriority="99" w:name="HTML Acronym"/>
     <w:lsdException w:uiPriority="99" w:name="HTML Address"/>
     <w:lsdException w:uiPriority="99" w:name="HTML Cite"/>
-    <w:lsdException w:uiPriority="99" w:name="HTML Code"/>
+    <w:lsdException w:qFormat="1" w:uiPriority="99" w:name="HTML Code"/>
     <w:lsdException w:uiPriority="99" w:name="HTML Definition"/>
     <w:lsdException w:uiPriority="99" w:name="HTML Keyboard"/>
     <w:lsdException w:uiPriority="99" w:name="HTML Preformatted"/>
@@ -8565,6 +8492,7 @@
     <w:basedOn w:val="9"/>
     <w:semiHidden/>
     <w:unhideWhenUsed/>
+    <w:qFormat/>
     <w:uiPriority w:val="99"/>
     <w:rPr>
       <w:rFonts w:ascii="Courier New" w:hAnsi="Courier New"/>

--- a/01-嵌入式操作系统及应用/01-教案/嵌入式操作系统及应用-09.docx
+++ b/01-嵌入式操作系统及应用/01-教案/嵌入式操作系统及应用-09.docx
@@ -237,16 +237,17 @@
             </w:pPr>
             <w:r>
               <w:rPr>
-                <w:rFonts w:ascii="Segoe UI" w:hAnsi="Segoe UI" w:eastAsia="Segoe UI" w:cs="Segoe UI"/>
-                <w:i w:val="0"/>
-                <w:iCs w:val="0"/>
-                <w:caps w:val="0"/>
-                <w:spacing w:val="0"/>
-                <w:sz w:val="16"/>
-                <w:szCs w:val="16"/>
-                <w:shd w:val="clear" w:fill="FBFBFB"/>
-              </w:rPr>
-              <w:t>2025-10-22</w:t>
+                <w:rFonts w:ascii="Noto Sans SC" w:hAnsi="Noto Sans SC" w:eastAsia="Noto Sans SC" w:cs="Noto Sans SC"/>
+                <w:i w:val="0"/>
+                <w:iCs w:val="0"/>
+                <w:caps w:val="0"/>
+                <w:color w:val="000000"/>
+                <w:spacing w:val="0"/>
+                <w:sz w:val="14"/>
+                <w:szCs w:val="14"/>
+                <w:shd w:val="clear" w:fill="FFFFFF"/>
+              </w:rPr>
+              <w:t>2025-10-23</w:t>
             </w:r>
             <w:bookmarkStart w:id="0" w:name="_GoBack"/>
             <w:bookmarkEnd w:id="0"/>
@@ -331,7 +332,16 @@
                 <w:szCs w:val="21"/>
                 <w:lang w:eastAsia="zh-CN"/>
               </w:rPr>
-              <w:t>物联网2411</w:t>
+              <w:t>物联网241</w:t>
+            </w:r>
+            <w:r>
+              <w:rPr>
+                <w:rFonts w:hint="eastAsia" w:ascii="宋体" w:hAnsi="宋体" w:eastAsia="宋体" w:cs="宋体"/>
+                <w:sz w:val="21"/>
+                <w:szCs w:val="21"/>
+                <w:lang w:val="en-US" w:eastAsia="zh-CN"/>
+              </w:rPr>
+              <w:t>2</w:t>
             </w:r>
           </w:p>
         </w:tc>
